--- a/artifacts/FIN-21/build/close-runbook.docx
+++ b/artifacts/FIN-21/build/close-runbook.docx
@@ -487,7 +487,13 @@
         <w:t xml:space="preserve"> </w:t>
       </w:r>
       <w:r>
-        <w:t xml:space="preserve">calendar days would put D+4 on the Sunday, which is not a close day at all.</w:t>
+        <w:t xml:space="preserve">calendar days would put D+4 on the Saturday, which is not a close day at</w:t>
+      </w:r>
+      <w:r>
+        <w:t xml:space="preserve"> </w:t>
+      </w:r>
+      <w:r>
+        <w:t xml:space="preserve">all.</w:t>
       </w:r>
     </w:p>
     <w:p>
@@ -3041,13 +3047,19 @@
         <w:t xml:space="preserve"> </w:t>
       </w:r>
       <w:r>
-        <w:t xml:space="preserve">The identifier of the close task it is evidence for.</w:t>
-      </w:r>
-      <w:r>
-        <w:t xml:space="preserve"> </w:t>
-      </w:r>
-      <w:r>
-        <w:t xml:space="preserve">Evidence that supports no task is evidence for nothing.</w:t>
+        <w:t xml:space="preserve">The identifier of the close task it is evidence for,</w:t>
+      </w:r>
+      <w:r>
+        <w:t xml:space="preserve"> </w:t>
+      </w:r>
+      <w:r>
+        <w:t xml:space="preserve">or of the control it tests. Evidence that names neither is evidence for</w:t>
+      </w:r>
+      <w:r>
+        <w:t xml:space="preserve"> </w:t>
+      </w:r>
+      <w:r>
+        <w:t xml:space="preserve">nothing.</w:t>
       </w:r>
     </w:p>
     <w:p>
@@ -3131,7 +3143,19 @@
         <w:t xml:space="preserve"> </w:t>
       </w:r>
       <w:r>
-        <w:t xml:space="preserve">the reference within that source. A figure with no source is the finding the</w:t>
+        <w:t xml:space="preserve">the reference within that source where the source has one. A source cited</w:t>
+      </w:r>
+      <w:r>
+        <w:t xml:space="preserve"> </w:t>
+      </w:r>
+      <w:r>
+        <w:t xml:space="preserve">whole, rather than at a section or a line inside it, carries no further</w:t>
+      </w:r>
+      <w:r>
+        <w:t xml:space="preserve"> </w:t>
+      </w:r>
+      <w:r>
+        <w:t xml:space="preserve">reference and needs none. A figure with no source at all is the finding the</w:t>
       </w:r>
       <w:r>
         <w:t xml:space="preserve"> </w:t>
